--- a/Milestone 1/Quickdress_Requirements_Specification.docx
+++ b/Milestone 1/Quickdress_Requirements_Specification.docx
@@ -197,6 +197,7 @@
     <w:p>
       <w:pPr>
         <w:pStyle w:val="Heading2"/>
+        <w:keepNext/>
       </w:pPr>
       <w:r>
         <w:t xml:space="preserve">1.3  Users</w:t>
@@ -680,6 +681,7 @@
     <w:p>
       <w:pPr>
         <w:pStyle w:val="Heading2"/>
+        <w:keepNext/>
       </w:pPr>
       <w:r>
         <w:t xml:space="preserve">1.4  Stakeholders</w:t>
@@ -1202,6 +1204,7 @@
     <w:p>
       <w:pPr>
         <w:pStyle w:val="Heading2"/>
+        <w:keepNext/>
       </w:pPr>
       <w:r>
         <w:t xml:space="preserve">2.1  Functional requirements</w:t>
@@ -3958,6 +3961,7 @@
     <w:p>
       <w:pPr>
         <w:pStyle w:val="Heading2"/>
+        <w:keepNext/>
       </w:pPr>
       <w:r>
         <w:t xml:space="preserve">2.2  Non-functional requirements</w:t>
@@ -5433,6 +5437,7 @@
     <w:p>
       <w:pPr>
         <w:pStyle w:val="Heading2"/>
+        <w:keepNext/>
       </w:pPr>
       <w:r>
         <w:t xml:space="preserve">3.1  Functional requirements in scope</w:t>
@@ -6221,6 +6226,7 @@
     <w:p>
       <w:pPr>
         <w:pStyle w:val="Heading2"/>
+        <w:keepNext/>
       </w:pPr>
       <w:r>
         <w:t xml:space="preserve">4.1  Use case descriptions</w:t>

--- a/Milestone 1/Quickdress_Requirements_Specification.docx
+++ b/Milestone 1/Quickdress_Requirements_Specification.docx
@@ -5431,7 +5431,7 @@
         <w:spacing w:after="140" w:line="288"/>
       </w:pPr>
       <w:r>
-        <w:t xml:space="preserve">The team will implement the 13 functional requirements FR-01 to FR-13 and the 8 non-functional requirements NFR-01 to NFR-08. FR-22 is attempted in Sprint 3 only if capacity remains after FR-12 and FR-13. Everything else in the backlog is deferred.</w:t>
+        <w:t xml:space="preserve">The team commits to the 11 functional requirements FR-01 to FR-11 and the 8 non-functional requirements NFR-01 to NFR-08. FR-12, FR-13 and FR-22 are stretch goals, built in Sprint 3 only if capacity remains. Everything else in the backlog is deferred.</w:t>
       </w:r>
     </w:p>
     <w:p>
@@ -9575,7 +9575,7 @@
         <w:spacing w:after="140" w:line="288"/>
       </w:pPr>
       <w:r>
-        <w:t xml:space="preserve">Quickdress solves a small but daily problem, choosing what to wear, by recommending one outfit from the user's own wardrobe, matched to the weather and the day's calendar. This document fixes the Milestone 1 baseline: a backlog of 22 functional and 11 non-functional requirements, a committed scope of FR-01 to FR-13 and NFR-01 to NFR-08 with FR-22 as a stretch goal, twelve use cases, and a three-sprint plan in which each sprint ends with a demonstrable app. The accompanying Design Specification shows how the MVVM and layered architecture, with the recommender behind a single interface, meets the non-functional requirements committed here. The next delivery is Sprint 1: a working digital wardrobe with capture, editing and browsing.</w:t>
+        <w:t xml:space="preserve">Quickdress solves a small but daily problem, choosing what to wear, by recommending one outfit from the user's own wardrobe, matched to the weather and the day's calendar. This document fixes the Milestone 1 baseline: a backlog of 22 functional and 11 non-functional requirements, a committed scope of FR-01 to FR-11 and NFR-01 to NFR-08 with FR-12, FR-13 and FR-22 as stretch goals, twelve use cases, and a three-sprint plan in which each sprint ends with a demonstrable app. The accompanying Design Specification shows how the MVVM and layered architecture, with the recommender behind a single interface, meets the non-functional requirements committed here. The next delivery is Sprint 1: a working digital wardrobe with capture, editing and browsing.</w:t>
       </w:r>
     </w:p>
     <w:sectPr>
